--- a/BACKUP&RECOVERY/04장/04장_실습문제_추가서술형_정답.docx
+++ b/BACKUP&RECOVERY/04장/04장_실습문제_추가서술형_정답.docx
@@ -4826,7 +4826,7 @@
           <w:rFonts w:ascii="Consolas" w:hAnsi="Consolas" w:eastAsia="Consolas"/>
           <w:sz w:val="19"/>
         </w:rPr>
-        <w:t>[oracle@oel7v9r1 ~]$ cp -p /u01/app/oracle/oradata/ORCL/*.ctl \</w:t>
+        <w:t>[oracle@oel7v9r1 ~]$ cp -p /u01/app/oracle/oradata/orcl/*.ctl \</w:t>
       </w:r>
     </w:p>
     <w:p>
@@ -4839,7 +4839,7 @@
           <w:rFonts w:ascii="Consolas" w:hAnsi="Consolas" w:eastAsia="Consolas"/>
           <w:sz w:val="19"/>
         </w:rPr>
-        <w:t xml:space="preserve">                           /u01/app/oracle/oradata/ORCL/*.log /home/oracle/before_recover/</w:t>
+        <w:t xml:space="preserve">                           /u01/app/oracle/oradata/orcl/*.log /home/oracle/before_recover/</w:t>
       </w:r>
     </w:p>
     <w:p>
@@ -4932,7 +4932,7 @@
           <w:rFonts w:ascii="Consolas" w:hAnsi="Consolas" w:eastAsia="Consolas"/>
           <w:sz w:val="19"/>
         </w:rPr>
-        <w:t xml:space="preserve">                 /u01/app/oracle/oradata/ORCL/</w:t>
+        <w:t xml:space="preserve">                 /u01/app/oracle/oradata/orcl/</w:t>
       </w:r>
     </w:p>
     <w:p>
@@ -5307,7 +5307,7 @@
           <w:rFonts w:ascii="Consolas" w:hAnsi="Consolas" w:eastAsia="Consolas"/>
           <w:sz w:val="19"/>
         </w:rPr>
-        <w:t>SYS@orcl&gt; !cp -p /home/oracle/backup/cold/20250509/*.dbf /u01/app/oracle/oradata/ORCL/</w:t>
+        <w:t>SYS@orcl&gt; !cp -p /home/oracle/backup/cold/20250509/*.dbf /u01/app/oracle/oradata/orcl/</w:t>
       </w:r>
     </w:p>
     <w:p>
@@ -5360,7 +5360,7 @@
           <w:rFonts w:ascii="Consolas" w:hAnsi="Consolas" w:eastAsia="Consolas"/>
           <w:sz w:val="19"/>
         </w:rPr>
-        <w:t xml:space="preserve">                 /home/oracle/backup/cold/20250509/control02.ctl /u01/app/oracle/oradata/ORCL/</w:t>
+        <w:t xml:space="preserve">                 /home/oracle/backup/cold/20250509/control02.ctl /u01/app/oracle/oradata/orcl/</w:t>
       </w:r>
     </w:p>
     <w:p>
@@ -5373,7 +5373,7 @@
           <w:rFonts w:ascii="Consolas" w:hAnsi="Consolas" w:eastAsia="Consolas"/>
           <w:sz w:val="19"/>
         </w:rPr>
-        <w:t>SYS@orcl&gt; !cp -p /home/oracle/backup/cold/20250509/control03.ctl /u02/oradata/ORCL/</w:t>
+        <w:t>SYS@orcl&gt; !cp -p /home/oracle/backup/cold/20250509/control03.ctl /u02/oradata/orcl/</w:t>
       </w:r>
     </w:p>
     <w:p>
@@ -5439,7 +5439,7 @@
           <w:rFonts w:ascii="Consolas" w:hAnsi="Consolas" w:eastAsia="Consolas"/>
           <w:sz w:val="19"/>
         </w:rPr>
-        <w:t xml:space="preserve">                 /home/oracle/backup/cold/20250509/redo04.log /u01/app/oracle/oradata/ORCL/</w:t>
+        <w:t xml:space="preserve">                 /home/oracle/backup/cold/20250509/redo04.log /u01/app/oracle/oradata/orcl/</w:t>
       </w:r>
     </w:p>
     <w:p>
@@ -5478,7 +5478,7 @@
           <w:rFonts w:ascii="Consolas" w:hAnsi="Consolas" w:eastAsia="Consolas"/>
           <w:sz w:val="19"/>
         </w:rPr>
-        <w:t xml:space="preserve">                 /home/oracle/backup/cold/20250509/redo04b.log /u02/oradata/ORCL/</w:t>
+        <w:t xml:space="preserve">                 /home/oracle/backup/cold/20250509/redo04b.log /u02/oradata/orcl/</w:t>
       </w:r>
     </w:p>
     <w:p>
@@ -5786,7 +5786,7 @@
           <w:rFonts w:ascii="Consolas" w:hAnsi="Consolas" w:eastAsia="Consolas"/>
           <w:sz w:val="19"/>
         </w:rPr>
-        <w:t xml:space="preserve">  2    '/u01/app/oracle/oradata/ORCL/tbs01.dbf'</w:t>
+        <w:t xml:space="preserve">  2    '/u01/app/oracle/oradata/orcl/tbs01.dbf'</w:t>
       </w:r>
     </w:p>
     <w:p>
@@ -5799,7 +5799,7 @@
           <w:rFonts w:ascii="Consolas" w:hAnsi="Consolas" w:eastAsia="Consolas"/>
           <w:sz w:val="19"/>
         </w:rPr>
-        <w:t xml:space="preserve">  3    AS '/u01/app/oracle/oradata/ORCL/tbs01.dbf';</w:t>
+        <w:t xml:space="preserve">  3    AS '/u01/app/oracle/oradata/orcl/tbs01.dbf';</w:t>
       </w:r>
     </w:p>
     <w:p>
@@ -6241,7 +6241,7 @@
           <w:rFonts w:ascii="Consolas" w:hAnsi="Consolas" w:eastAsia="Consolas"/>
           <w:sz w:val="19"/>
         </w:rPr>
-        <w:t xml:space="preserve">  2    '/u01/app/oracle/oradata/ORCL/users01.dbf'</w:t>
+        <w:t xml:space="preserve">  2    '/u01/app/oracle/oradata/orcl/users01.dbf'</w:t>
       </w:r>
     </w:p>
     <w:p>
